--- a/AI_Sign_Gesture_System/AI_Sign_Gesture_System/docs/System Architecture Report.docx
+++ b/AI_Sign_Gesture_System/AI_Sign_Gesture_System/docs/System Architecture Report.docx
@@ -11,20 +11,44 @@
       <w:r>
         <w:t>System Architecture Report</w:t>
       </w:r>
-      <w:bookmarkStart w:id="1" w:name="_GoBack"/>
+    </w:p>
+    <w:p>
+      <w:pPr>
+        <w:pStyle w:val="Heading2"/>
+        <w:jc w:val="both"/>
+      </w:pPr>
+      <w:bookmarkStart w:id="1" w:name="project-title"/>
+      <w:r>
+        <w:t>Project Title</w:t>
+      </w:r>
+      <w:r>
+        <w:t xml:space="preserve"> </w:t>
+      </w:r>
+    </w:p>
+    <w:p>
+      <w:pPr>
+        <w:pStyle w:val="FirstParagraph"/>
+        <w:jc w:val="both"/>
+      </w:pPr>
+      <w:r>
+        <w:t>Real-Time Sign Language Recognition and Gesture-Based Computer Control System Using Computer Vision and Machine Learning (Sign</w:t>
+      </w:r>
+      <w:r>
+        <w:t>-Pilot AI</w:t>
+      </w:r>
+      <w:r>
+        <w:t>)</w:t>
+      </w:r>
+    </w:p>
+    <w:p>
+      <w:pPr>
+        <w:pStyle w:val="Heading2"/>
+        <w:jc w:val="both"/>
+      </w:pPr>
+      <w:bookmarkStart w:id="2" w:name="introduction"/>
       <w:bookmarkEnd w:id="1"/>
-    </w:p>
-    <w:p>
-      <w:pPr>
-        <w:pStyle w:val="Heading2"/>
-        <w:jc w:val="both"/>
-      </w:pPr>
-      <w:bookmarkStart w:id="2" w:name="project-title"/>
-      <w:r>
-        <w:t>Project Title</w:t>
-      </w:r>
-      <w:r>
-        <w:t xml:space="preserve"> </w:t>
+      <w:r>
+        <w:t>1. Introduction</w:t>
       </w:r>
     </w:p>
     <w:p>
@@ -33,24 +57,18 @@
         <w:jc w:val="both"/>
       </w:pPr>
       <w:r>
-        <w:t>Real-Time Sign Language Recognition and Gesture-Based Computer Control System Using Computer Vision and Machine Learning (Sign</w:t>
-      </w:r>
-      <w:r>
-        <w:t>-Pilot AI</w:t>
-      </w:r>
-      <w:r>
-        <w:t>)</w:t>
-      </w:r>
-    </w:p>
-    <w:p>
-      <w:pPr>
-        <w:pStyle w:val="Heading2"/>
-        <w:jc w:val="both"/>
-      </w:pPr>
-      <w:bookmarkStart w:id="3" w:name="introduction"/>
+        <w:t>The SignNova system is designed to recognize hand signs and gestures in real time using a webcam. The application converts sign language into text and speech while also allowing users to control computer functions through predefined hand gestures. The system aims to improve accessibility and provide a touchless interaction experience.</w:t>
+      </w:r>
+    </w:p>
+    <w:p>
+      <w:pPr>
+        <w:pStyle w:val="Heading2"/>
+        <w:jc w:val="both"/>
+      </w:pPr>
+      <w:bookmarkStart w:id="3" w:name="architecture-overview"/>
       <w:bookmarkEnd w:id="2"/>
       <w:r>
-        <w:t>1. Introduction</w:t>
+        <w:t>2. Architecture Overview</w:t>
       </w:r>
     </w:p>
     <w:p>
@@ -59,42 +77,16 @@
         <w:jc w:val="both"/>
       </w:pPr>
       <w:r>
-        <w:t>The SignNova system is designed to recognize hand signs and gestures in real time using a webcam. The application converts sign language into text and speech while also allowing users to control computer functions through predefined hand gestures. The syst</w:t>
-      </w:r>
-      <w:r>
-        <w:t>em aims to improve accessibility and provide a touchless interaction experience.</w:t>
-      </w:r>
-    </w:p>
-    <w:p>
-      <w:pPr>
-        <w:pStyle w:val="Heading2"/>
-        <w:jc w:val="both"/>
-      </w:pPr>
-      <w:bookmarkStart w:id="4" w:name="architecture-overview"/>
+        <w:t>The architecture follows a modular design where each component performs a specific task. The webcam captures live video, MediaPipe detects hand landmarks, the machine learning model recognizes signs, and the application generates the appropriate output.</w:t>
+      </w:r>
+    </w:p>
+    <w:p>
+      <w:pPr>
+        <w:pStyle w:val="Heading2"/>
+        <w:jc w:val="both"/>
+      </w:pPr>
+      <w:bookmarkStart w:id="4" w:name="system-components"/>
       <w:bookmarkEnd w:id="3"/>
-      <w:r>
-        <w:t>2. Architecture Overview</w:t>
-      </w:r>
-    </w:p>
-    <w:p>
-      <w:pPr>
-        <w:pStyle w:val="FirstParagraph"/>
-        <w:jc w:val="both"/>
-      </w:pPr>
-      <w:r>
-        <w:t>The architecture follows a modular design where each component performs a specific task. The webcam captures live video, MediaPipe detects hand landma</w:t>
-      </w:r>
-      <w:r>
-        <w:t>rks, the machine learning model recognizes signs, and the application generates the appropriate output.</w:t>
-      </w:r>
-    </w:p>
-    <w:p>
-      <w:pPr>
-        <w:pStyle w:val="Heading2"/>
-        <w:jc w:val="both"/>
-      </w:pPr>
-      <w:bookmarkStart w:id="5" w:name="system-components"/>
-      <w:bookmarkEnd w:id="4"/>
     </w:p>
     <w:p>
       <w:pPr>
@@ -165,7 +157,7 @@
         <w:lastRenderedPageBreak/>
         <w:t>3. System Components</w:t>
       </w:r>
-      <w:bookmarkStart w:id="6" w:name="user-interface-ui"/>
+      <w:bookmarkStart w:id="5" w:name="user-interface-ui"/>
     </w:p>
     <w:p>
       <w:pPr>
@@ -173,10 +165,7 @@
         <w:jc w:val="both"/>
       </w:pPr>
       <w:r>
-        <w:t>3</w:t>
-      </w:r>
-      <w:r>
-        <w:t>.1 User Interface (UI)</w:t>
+        <w:t>3.1 User Interface (UI)</w:t>
       </w:r>
     </w:p>
     <w:p>
@@ -198,10 +187,7 @@
         <w:jc w:val="both"/>
       </w:pPr>
       <w:r>
-        <w:t>Si</w:t>
-      </w:r>
-      <w:r>
-        <w:t>gn Language Recognition Mode</w:t>
+        <w:t>Sign Language Recognition Mode</w:t>
       </w:r>
     </w:p>
     <w:p>
@@ -235,10 +221,30 @@
         <w:pStyle w:val="Heading3"/>
         <w:jc w:val="both"/>
       </w:pPr>
-      <w:bookmarkStart w:id="7" w:name="webcam-module"/>
+      <w:bookmarkStart w:id="6" w:name="webcam-module"/>
+      <w:bookmarkEnd w:id="5"/>
+      <w:r>
+        <w:t>3.2 Webcam Module</w:t>
+      </w:r>
+    </w:p>
+    <w:p>
+      <w:pPr>
+        <w:pStyle w:val="FirstParagraph"/>
+        <w:jc w:val="both"/>
+      </w:pPr>
+      <w:r>
+        <w:t>The webcam captures real-time video frames and sends them to the processing module for analysis.</w:t>
+      </w:r>
+    </w:p>
+    <w:p>
+      <w:pPr>
+        <w:pStyle w:val="Heading3"/>
+        <w:jc w:val="both"/>
+      </w:pPr>
+      <w:bookmarkStart w:id="7" w:name="hand-detection-and-tracking-module"/>
       <w:bookmarkEnd w:id="6"/>
       <w:r>
-        <w:t>3.2 Webcam Module</w:t>
+        <w:t>3.3 Hand Detection and Tracking Module</w:t>
       </w:r>
     </w:p>
     <w:p>
@@ -247,7 +253,7 @@
         <w:jc w:val="both"/>
       </w:pPr>
       <w:r>
-        <w:t>The webcam captures real-time video frames and sends them to the processing module for analysis.</w:t>
+        <w:t>MediaPipe is used to detect and track hand movements. The module identifies 21 hand landmarks and provides coordinate information for further processing.</w:t>
       </w:r>
     </w:p>
     <w:p>
@@ -255,10 +261,10 @@
         <w:pStyle w:val="Heading3"/>
         <w:jc w:val="both"/>
       </w:pPr>
-      <w:bookmarkStart w:id="8" w:name="hand-detection-and-tracking-module"/>
+      <w:bookmarkStart w:id="8" w:name="feature-extraction-module"/>
       <w:bookmarkEnd w:id="7"/>
       <w:r>
-        <w:t>3.3 Hand Detection and Tracking Module</w:t>
+        <w:t>3.4 Feature Extraction Module</w:t>
       </w:r>
     </w:p>
     <w:p>
@@ -267,10 +273,7 @@
         <w:jc w:val="both"/>
       </w:pPr>
       <w:r>
-        <w:t>MediaPipe is used to detec</w:t>
-      </w:r>
-      <w:r>
-        <w:t>t and track hand movements. The module identifies 21 hand landmarks and provides coordinate information for further processing.</w:t>
+        <w:t>The landmark coordinates are extracted and prepared as input features for the machine learning model.</w:t>
       </w:r>
     </w:p>
     <w:p>
@@ -278,10 +281,10 @@
         <w:pStyle w:val="Heading3"/>
         <w:jc w:val="both"/>
       </w:pPr>
-      <w:bookmarkStart w:id="9" w:name="feature-extraction-module"/>
+      <w:bookmarkStart w:id="9" w:name="machine-learning-model"/>
       <w:bookmarkEnd w:id="8"/>
       <w:r>
-        <w:t>3.4 Feature Extraction Module</w:t>
+        <w:t>3.5 Machine Learning Model</w:t>
       </w:r>
     </w:p>
     <w:p>
@@ -290,10 +293,7 @@
         <w:jc w:val="both"/>
       </w:pPr>
       <w:r>
-        <w:t>The landmark coordinates are extracted and prepared as input features for the machine learning mod</w:t>
-      </w:r>
-      <w:r>
-        <w:t>el.</w:t>
+        <w:t>The trained model analyzes the extracted hand landmark data and predicts the corresponding sign language gesture.</w:t>
       </w:r>
     </w:p>
     <w:p>
@@ -301,10 +301,10 @@
         <w:pStyle w:val="Heading3"/>
         <w:jc w:val="both"/>
       </w:pPr>
-      <w:bookmarkStart w:id="10" w:name="machine-learning-model"/>
+      <w:bookmarkStart w:id="10" w:name="text-to-speech-module"/>
       <w:bookmarkEnd w:id="9"/>
       <w:r>
-        <w:t>3.5 Machine Learning Model</w:t>
+        <w:t>3.6 Text-to-Speech Module</w:t>
       </w:r>
     </w:p>
     <w:p>
@@ -313,7 +313,7 @@
         <w:jc w:val="both"/>
       </w:pPr>
       <w:r>
-        <w:t>The trained model analyzes the extracted hand landmark data and predicts the corresponding sign language gesture.</w:t>
+        <w:t>Recognized signs are converted into text and then spoken through the system speaker using a text-to-speech engine.</w:t>
       </w:r>
     </w:p>
     <w:p>
@@ -321,31 +321,8 @@
         <w:pStyle w:val="Heading3"/>
         <w:jc w:val="both"/>
       </w:pPr>
-      <w:bookmarkStart w:id="11" w:name="text-to-speech-module"/>
+      <w:bookmarkStart w:id="11" w:name="gesture-control-module"/>
       <w:bookmarkEnd w:id="10"/>
-      <w:r>
-        <w:t>3.6 Text-to-Speech Module</w:t>
-      </w:r>
-    </w:p>
-    <w:p>
-      <w:pPr>
-        <w:pStyle w:val="FirstParagraph"/>
-        <w:jc w:val="both"/>
-      </w:pPr>
-      <w:r>
-        <w:t>Recognized signs are converted into text and then spoken through the system speaker u</w:t>
-      </w:r>
-      <w:r>
-        <w:t>sing a text-to-speech engine.</w:t>
-      </w:r>
-    </w:p>
-    <w:p>
-      <w:pPr>
-        <w:pStyle w:val="Heading3"/>
-        <w:jc w:val="both"/>
-      </w:pPr>
-      <w:bookmarkStart w:id="12" w:name="gesture-control-module"/>
-      <w:bookmarkEnd w:id="11"/>
       <w:r>
         <w:t>3.7 Gesture Control Module</w:t>
       </w:r>
@@ -416,143 +393,25 @@
         <w:pStyle w:val="Heading3"/>
         <w:jc w:val="both"/>
       </w:pPr>
-      <w:bookmarkStart w:id="13" w:name="output-module"/>
+      <w:bookmarkStart w:id="12" w:name="output-module"/>
+      <w:bookmarkEnd w:id="11"/>
+      <w:r>
+        <w:t>3.8 Output Module</w:t>
+      </w:r>
+    </w:p>
+    <w:p>
+      <w:pPr>
+        <w:pStyle w:val="FirstParagraph"/>
+        <w:jc w:val="both"/>
+      </w:pPr>
+      <w:r>
+        <w:t>The final prediction and system action are displayed to the user through the application interface.</w:t>
+      </w:r>
+      <w:bookmarkStart w:id="13" w:name="system-workflow"/>
+      <w:bookmarkStart w:id="14" w:name="_GoBack"/>
+      <w:bookmarkEnd w:id="4"/>
       <w:bookmarkEnd w:id="12"/>
-      <w:r>
-        <w:t>3.8 Output Module</w:t>
-      </w:r>
-    </w:p>
-    <w:p>
-      <w:pPr>
-        <w:pStyle w:val="FirstParagraph"/>
-        <w:jc w:val="both"/>
-      </w:pPr>
-      <w:r>
-        <w:t>The final prediction and system action are displayed to the user through the application interface.</w:t>
-      </w:r>
-    </w:p>
-    <w:p>
-      <w:pPr>
-        <w:pStyle w:val="Heading2"/>
-        <w:jc w:val="both"/>
-      </w:pPr>
-      <w:bookmarkStart w:id="14" w:name="system-workflow"/>
-      <w:bookmarkEnd w:id="5"/>
-      <w:bookmarkEnd w:id="13"/>
-    </w:p>
-    <w:p>
-      <w:pPr>
-        <w:pStyle w:val="Heading2"/>
-        <w:jc w:val="both"/>
-      </w:pPr>
-    </w:p>
-    <w:p>
-      <w:pPr>
-        <w:pStyle w:val="Heading2"/>
-        <w:jc w:val="both"/>
-      </w:pPr>
-    </w:p>
-    <w:p>
-      <w:pPr>
-        <w:pStyle w:val="Heading2"/>
-        <w:jc w:val="both"/>
-      </w:pPr>
-    </w:p>
-    <w:p>
-      <w:pPr>
-        <w:pStyle w:val="Heading2"/>
-        <w:jc w:val="both"/>
-      </w:pPr>
-    </w:p>
-    <w:p>
-      <w:pPr>
-        <w:pStyle w:val="Heading2"/>
-        <w:jc w:val="both"/>
-      </w:pPr>
-    </w:p>
-    <w:p>
-      <w:pPr>
-        <w:pStyle w:val="Heading2"/>
-        <w:jc w:val="both"/>
-      </w:pPr>
-    </w:p>
-    <w:p>
-      <w:pPr>
-        <w:pStyle w:val="Heading2"/>
-        <w:jc w:val="both"/>
-      </w:pPr>
-    </w:p>
-    <w:p>
-      <w:pPr>
-        <w:pStyle w:val="Heading2"/>
-        <w:jc w:val="both"/>
-      </w:pPr>
-    </w:p>
-    <w:p>
-      <w:pPr>
-        <w:pStyle w:val="Heading2"/>
-        <w:jc w:val="both"/>
-      </w:pPr>
-    </w:p>
-    <w:p>
-      <w:pPr>
-        <w:pStyle w:val="Heading2"/>
-        <w:jc w:val="both"/>
-      </w:pPr>
-    </w:p>
-    <w:p>
-      <w:pPr>
-        <w:pStyle w:val="Heading2"/>
-        <w:jc w:val="both"/>
-      </w:pPr>
-    </w:p>
-    <w:p>
-      <w:pPr>
-        <w:pStyle w:val="Heading2"/>
-        <w:jc w:val="both"/>
-      </w:pPr>
-    </w:p>
-    <w:p>
-      <w:pPr>
-        <w:pStyle w:val="Heading2"/>
-        <w:jc w:val="both"/>
-      </w:pPr>
-    </w:p>
-    <w:p>
-      <w:pPr>
-        <w:pStyle w:val="Heading2"/>
-        <w:jc w:val="both"/>
-      </w:pPr>
-    </w:p>
-    <w:p>
-      <w:pPr>
-        <w:pStyle w:val="Heading2"/>
-        <w:jc w:val="both"/>
-      </w:pPr>
-    </w:p>
-    <w:p>
-      <w:pPr>
-        <w:pStyle w:val="Heading2"/>
-        <w:jc w:val="both"/>
-      </w:pPr>
-    </w:p>
-    <w:p>
-      <w:pPr>
-        <w:pStyle w:val="Heading2"/>
-        <w:jc w:val="both"/>
-      </w:pPr>
-    </w:p>
-    <w:p>
-      <w:pPr>
-        <w:pStyle w:val="Heading2"/>
-        <w:jc w:val="both"/>
-      </w:pPr>
-    </w:p>
-    <w:p>
-      <w:pPr>
-        <w:pStyle w:val="BodyText"/>
-        <w:jc w:val="both"/>
-      </w:pPr>
+      <w:bookmarkEnd w:id="14"/>
     </w:p>
     <w:p>
       <w:pPr>
@@ -608,10 +467,7 @@
         <w:jc w:val="both"/>
       </w:pPr>
       <w:r>
-        <w:t>Features are processed</w:t>
-      </w:r>
-      <w:r>
-        <w:t xml:space="preserve"> and sent to the machine learning model.</w:t>
+        <w:t>Features are processed and sent to the machine learning model.</w:t>
       </w:r>
     </w:p>
     <w:p>
@@ -682,7 +538,7 @@
         <w:jc w:val="both"/>
       </w:pPr>
       <w:bookmarkStart w:id="15" w:name="architecture-diagram-logical-flow"/>
-      <w:bookmarkEnd w:id="14"/>
+      <w:bookmarkEnd w:id="13"/>
     </w:p>
     <w:p>
       <w:pPr>
@@ -1015,10 +871,7 @@
         <w:jc w:val="both"/>
       </w:pPr>
       <w:r>
-        <w:t>Real-time perfo</w:t>
-      </w:r>
-      <w:r>
-        <w:t>rmance</w:t>
+        <w:t>Real-time performance</w:t>
       </w:r>
     </w:p>
     <w:p>
@@ -1077,10 +930,7 @@
         <w:jc w:val="both"/>
       </w:pPr>
       <w:r>
-        <w:t>The proposed architecture provides a structured framework for implementing a real-time sign language recognition and gesture-based computer control system. The modular design ensures efficient processing, easy integration of new features, and reliable syst</w:t>
-      </w:r>
-      <w:r>
-        <w:t>em performance.</w:t>
+        <w:t>The proposed architecture provides a structured framework for implementing a real-time sign language recognition and gesture-based computer control system. The modular design ensures efficient processing, easy integration of new features, and reliable system performance.</w:t>
       </w:r>
       <w:bookmarkEnd w:id="0"/>
       <w:bookmarkEnd w:id="17"/>
@@ -1575,6 +1425,13 @@
     <w:lsdException w:name="Light Shading"/>
     <w:lsdException w:name="Light List"/>
     <w:lsdException w:name="Light Grid"/>
+    <w:lsdException w:name="Medium Shading 1"/>
+    <w:lsdException w:name="Medium Shading 2"/>
+    <w:lsdException w:name="Medium List 1"/>
+    <w:lsdException w:name="Medium List 2"/>
+    <w:lsdException w:name="Medium Grid 1"/>
+    <w:lsdException w:name="Medium Grid 2"/>
+    <w:lsdException w:name="Medium Grid 3"/>
     <w:lsdException w:name="Dark List"/>
     <w:lsdException w:name="Colorful Shading"/>
     <w:lsdException w:name="Colorful List"/>
